--- a/fuentes/CF2_DU.docx
+++ b/fuentes/CF2_DU.docx
@@ -545,7 +545,7 @@
             </w:rPr>
             <w:fldChar w:fldCharType="separate"/>
           </w:r>
-          <w:hyperlink w:anchor="_Toc206704533" w:history="1">
+          <w:hyperlink w:anchor="_Toc208814716" w:history="1">
             <w:r>
               <w:rPr>
                 <w:rStyle w:val="Hipervnculo"/>
@@ -572,7 +572,7 @@
                 <w:noProof/>
                 <w:webHidden/>
               </w:rPr>
-              <w:instrText xml:space="preserve"> PAGEREF _Toc206704533 \h </w:instrText>
+              <w:instrText xml:space="preserve"> PAGEREF _Toc208814716 \h </w:instrText>
             </w:r>
             <w:r>
               <w:rPr>
@@ -615,7 +615,7 @@
               <w14:ligatures w14:val="none"/>
             </w:rPr>
           </w:pPr>
-          <w:hyperlink w:anchor="_Toc206704534" w:history="1">
+          <w:hyperlink w:anchor="_Toc208814717" w:history="1">
             <w:r>
               <w:rPr>
                 <w:rStyle w:val="Hipervnculo"/>
@@ -660,7 +660,7 @@
                 <w:noProof/>
                 <w:webHidden/>
               </w:rPr>
-              <w:instrText xml:space="preserve"> PAGEREF _Toc206704534 \h </w:instrText>
+              <w:instrText xml:space="preserve"> PAGEREF _Toc208814717 \h </w:instrText>
             </w:r>
             <w:r>
               <w:rPr>
@@ -702,7 +702,7 @@
               <w14:ligatures w14:val="none"/>
             </w:rPr>
           </w:pPr>
-          <w:hyperlink w:anchor="_Toc206704535" w:history="1">
+          <w:hyperlink w:anchor="_Toc208814718" w:history="1">
             <w:r>
               <w:rPr>
                 <w:rStyle w:val="Hipervnculo"/>
@@ -747,7 +747,7 @@
               <w:rPr>
                 <w:webHidden/>
               </w:rPr>
-              <w:instrText xml:space="preserve"> PAGEREF _Toc206704535 \h </w:instrText>
+              <w:instrText xml:space="preserve"> PAGEREF _Toc208814718 \h </w:instrText>
             </w:r>
             <w:r>
               <w:rPr>
@@ -786,7 +786,7 @@
               <w14:ligatures w14:val="none"/>
             </w:rPr>
           </w:pPr>
-          <w:hyperlink w:anchor="_Toc206704536" w:history="1">
+          <w:hyperlink w:anchor="_Toc208814719" w:history="1">
             <w:r>
               <w:rPr>
                 <w:rStyle w:val="Hipervnculo"/>
@@ -831,7 +831,7 @@
                 <w:noProof/>
                 <w:webHidden/>
               </w:rPr>
-              <w:instrText xml:space="preserve"> PAGEREF _Toc206704536 \h </w:instrText>
+              <w:instrText xml:space="preserve"> PAGEREF _Toc208814719 \h </w:instrText>
             </w:r>
             <w:r>
               <w:rPr>
@@ -873,7 +873,7 @@
               <w14:ligatures w14:val="none"/>
             </w:rPr>
           </w:pPr>
-          <w:hyperlink w:anchor="_Toc206704538" w:history="1">
+          <w:hyperlink w:anchor="_Toc208814721" w:history="1">
             <w:r>
               <w:rPr>
                 <w:rStyle w:val="Hipervnculo"/>
@@ -918,7 +918,7 @@
               <w:rPr>
                 <w:webHidden/>
               </w:rPr>
-              <w:instrText xml:space="preserve"> PAGEREF _Toc206704538 \h </w:instrText>
+              <w:instrText xml:space="preserve"> PAGEREF _Toc208814721 \h </w:instrText>
             </w:r>
             <w:r>
               <w:rPr>
@@ -957,7 +957,7 @@
               <w14:ligatures w14:val="none"/>
             </w:rPr>
           </w:pPr>
-          <w:hyperlink w:anchor="_Toc206704539" w:history="1">
+          <w:hyperlink w:anchor="_Toc208814722" w:history="1">
             <w:r>
               <w:rPr>
                 <w:rStyle w:val="Hipervnculo"/>
@@ -1002,7 +1002,7 @@
                 <w:noProof/>
                 <w:webHidden/>
               </w:rPr>
-              <w:instrText xml:space="preserve"> PAGEREF _Toc206704539 \h </w:instrText>
+              <w:instrText xml:space="preserve"> PAGEREF _Toc208814722 \h </w:instrText>
             </w:r>
             <w:r>
               <w:rPr>
@@ -1044,7 +1044,7 @@
               <w14:ligatures w14:val="none"/>
             </w:rPr>
           </w:pPr>
-          <w:hyperlink w:anchor="_Toc206704541" w:history="1">
+          <w:hyperlink w:anchor="_Toc208814724" w:history="1">
             <w:r>
               <w:rPr>
                 <w:rStyle w:val="Hipervnculo"/>
@@ -1089,7 +1089,7 @@
               <w:rPr>
                 <w:webHidden/>
               </w:rPr>
-              <w:instrText xml:space="preserve"> PAGEREF _Toc206704541 \h </w:instrText>
+              <w:instrText xml:space="preserve"> PAGEREF _Toc208814724 \h </w:instrText>
             </w:r>
             <w:r>
               <w:rPr>
@@ -1107,6 +1107,89 @@
                 <w:webHidden/>
               </w:rPr>
               <w:t>15</w:t>
+            </w:r>
+            <w:r>
+              <w:rPr>
+                <w:webHidden/>
+              </w:rPr>
+              <w:fldChar w:fldCharType="end"/>
+            </w:r>
+          </w:hyperlink>
+        </w:p>
+        <w:p>
+          <w:pPr>
+            <w:pStyle w:val="TDC2"/>
+            <w:rPr>
+              <w:rFonts w:eastAsiaTheme="minorEastAsia"/>
+              <w:kern w:val="0"/>
+              <w:sz w:val="22"/>
+              <w:lang w:eastAsia="es-CO"/>
+              <w14:ligatures w14:val="none"/>
+            </w:rPr>
+          </w:pPr>
+          <w:hyperlink w:anchor="_Toc208814725" w:history="1">
+            <w:r>
+              <w:rPr>
+                <w:rStyle w:val="Hipervnculo"/>
+                <w14:scene3d>
+                  <w14:camera w14:prst="orthographicFront"/>
+                  <w14:lightRig w14:rig="threePt" w14:dir="t">
+                    <w14:rot w14:lat="0" w14:lon="0" w14:rev="0"/>
+                  </w14:lightRig>
+                </w14:scene3d>
+              </w:rPr>
+              <w:t>3.2.</w:t>
+            </w:r>
+            <w:r>
+              <w:rPr>
+                <w:rFonts w:eastAsiaTheme="minorEastAsia"/>
+                <w:kern w:val="0"/>
+                <w:sz w:val="22"/>
+                <w:lang w:eastAsia="es-CO"/>
+                <w14:ligatures w14:val="none"/>
+              </w:rPr>
+              <w:tab/>
+            </w:r>
+            <w:r>
+              <w:rPr>
+                <w:rStyle w:val="Hipervnculo"/>
+              </w:rPr>
+              <w:t>Desarrollo del mapa estratégico</w:t>
+            </w:r>
+            <w:r>
+              <w:rPr>
+                <w:webHidden/>
+              </w:rPr>
+              <w:tab/>
+            </w:r>
+            <w:r>
+              <w:rPr>
+                <w:webHidden/>
+              </w:rPr>
+              <w:fldChar w:fldCharType="begin"/>
+            </w:r>
+            <w:r>
+              <w:rPr>
+                <w:webHidden/>
+              </w:rPr>
+              <w:instrText xml:space="preserve"> PAGEREF _Toc208814725 \h </w:instrText>
+            </w:r>
+            <w:r>
+              <w:rPr>
+                <w:webHidden/>
+              </w:rPr>
+            </w:r>
+            <w:r>
+              <w:rPr>
+                <w:webHidden/>
+              </w:rPr>
+              <w:fldChar w:fldCharType="separate"/>
+            </w:r>
+            <w:r>
+              <w:rPr>
+                <w:webHidden/>
+              </w:rPr>
+              <w:t>17</w:t>
             </w:r>
             <w:r>
               <w:rPr>
@@ -1128,7 +1211,7 @@
               <w14:ligatures w14:val="none"/>
             </w:rPr>
           </w:pPr>
-          <w:hyperlink w:anchor="_Toc206704542" w:history="1">
+          <w:hyperlink w:anchor="_Toc208814726" w:history="1">
             <w:r>
               <w:rPr>
                 <w:rStyle w:val="Hipervnculo"/>
@@ -1173,7 +1256,7 @@
                 <w:noProof/>
                 <w:webHidden/>
               </w:rPr>
-              <w:instrText xml:space="preserve"> PAGEREF _Toc206704542 \h </w:instrText>
+              <w:instrText xml:space="preserve"> PAGEREF _Toc208814726 \h </w:instrText>
             </w:r>
             <w:r>
               <w:rPr>
@@ -1216,7 +1299,7 @@
               <w14:ligatures w14:val="none"/>
             </w:rPr>
           </w:pPr>
-          <w:hyperlink w:anchor="_Toc206704543" w:history="1">
+          <w:hyperlink w:anchor="_Toc208814727" w:history="1">
             <w:r>
               <w:rPr>
                 <w:rStyle w:val="Hipervnculo"/>
@@ -1243,7 +1326,7 @@
                 <w:noProof/>
                 <w:webHidden/>
               </w:rPr>
-              <w:instrText xml:space="preserve"> PAGEREF _Toc206704543 \h </w:instrText>
+              <w:instrText xml:space="preserve"> PAGEREF _Toc208814727 \h </w:instrText>
             </w:r>
             <w:r>
               <w:rPr>
@@ -1286,7 +1369,7 @@
               <w14:ligatures w14:val="none"/>
             </w:rPr>
           </w:pPr>
-          <w:hyperlink w:anchor="_Toc206704544" w:history="1">
+          <w:hyperlink w:anchor="_Toc208814728" w:history="1">
             <w:r>
               <w:rPr>
                 <w:rStyle w:val="Hipervnculo"/>
@@ -1313,7 +1396,7 @@
                 <w:noProof/>
                 <w:webHidden/>
               </w:rPr>
-              <w:instrText xml:space="preserve"> PAGEREF _Toc206704544 \h </w:instrText>
+              <w:instrText xml:space="preserve"> PAGEREF _Toc208814728 \h </w:instrText>
             </w:r>
             <w:r>
               <w:rPr>
@@ -1356,7 +1439,7 @@
               <w14:ligatures w14:val="none"/>
             </w:rPr>
           </w:pPr>
-          <w:hyperlink w:anchor="_Toc206704545" w:history="1">
+          <w:hyperlink w:anchor="_Toc208814729" w:history="1">
             <w:r>
               <w:rPr>
                 <w:rStyle w:val="Hipervnculo"/>
@@ -1383,7 +1466,7 @@
                 <w:noProof/>
                 <w:webHidden/>
               </w:rPr>
-              <w:instrText xml:space="preserve"> PAGEREF _Toc206704545 \h </w:instrText>
+              <w:instrText xml:space="preserve"> PAGEREF _Toc208814729 \h </w:instrText>
             </w:r>
             <w:r>
               <w:rPr>
@@ -1426,7 +1509,7 @@
               <w14:ligatures w14:val="none"/>
             </w:rPr>
           </w:pPr>
-          <w:hyperlink w:anchor="_Toc206704546" w:history="1">
+          <w:hyperlink w:anchor="_Toc208814730" w:history="1">
             <w:r>
               <w:rPr>
                 <w:rStyle w:val="Hipervnculo"/>
@@ -1454,7 +1537,7 @@
                 <w:noProof/>
                 <w:webHidden/>
               </w:rPr>
-              <w:instrText xml:space="preserve"> PAGEREF _Toc206704546 \h </w:instrText>
+              <w:instrText xml:space="preserve"> PAGEREF _Toc208814730 \h </w:instrText>
             </w:r>
             <w:r>
               <w:rPr>
@@ -1497,7 +1580,7 @@
               <w14:ligatures w14:val="none"/>
             </w:rPr>
           </w:pPr>
-          <w:hyperlink w:anchor="_Toc206704547" w:history="1">
+          <w:hyperlink w:anchor="_Toc208814731" w:history="1">
             <w:r>
               <w:rPr>
                 <w:rStyle w:val="Hipervnculo"/>
@@ -1524,7 +1607,7 @@
                 <w:noProof/>
                 <w:webHidden/>
               </w:rPr>
-              <w:instrText xml:space="preserve"> PAGEREF _Toc206704547 \h </w:instrText>
+              <w:instrText xml:space="preserve"> PAGEREF _Toc208814731 \h </w:instrText>
             </w:r>
             <w:r>
               <w:rPr>
@@ -1596,7 +1679,7 @@
         </w:numPr>
         <w:ind w:left="1068"/>
       </w:pPr>
-      <w:bookmarkStart w:id="0" w:name="_Toc206704533"/>
+      <w:bookmarkStart w:id="0" w:name="_Toc208814716"/>
       <w:r>
         <w:lastRenderedPageBreak/>
         <w:t>Introducción</w:t>
@@ -1840,7 +1923,19 @@
               <w:rPr>
                 <w:lang w:val="es-419" w:eastAsia="es-CO"/>
               </w:rPr>
-              <w:t xml:space="preserve">Todo gran emprendimiento comienza con una observación atenta del entorno: ¿qué falta? ¿qué se puede mejorar? Así nace una oportunidad, la cual no siempre grita, sino que a veces susurra a través de problemas recurrentes, tendencias de consumo o cambios sociales. Analizar una oportunidad implica observar con mentalidad crítica y creativa, entendiendo que no se trata solo de identificar lo que falta, sino de cómo ofrecer algo mejor. En este proceso, herramientas como el FODA personal y el mapa de empatía resultan clave, pues permiten visualizar tanto las capacidades internas como las necesidades externas, facilitando la construcción de oportunidades reales. Sin embargo, una oportunidad no es viable únicamente porque genere entusiasmo, sino que debe ser analizada en términos de rentabilidad, </w:t>
+              <w:t>Todo gran emprendimiento comienza con una observación atenta del entorno: ¿qué falta?</w:t>
+            </w:r>
+            <w:r>
+              <w:rPr>
+                <w:lang w:val="es-419" w:eastAsia="es-CO"/>
+              </w:rPr>
+              <w:t>,</w:t>
+            </w:r>
+            <w:r>
+              <w:rPr>
+                <w:lang w:val="es-419" w:eastAsia="es-CO"/>
+              </w:rPr>
+              <w:t xml:space="preserve"> ¿qué se puede mejorar? Así nace una oportunidad, la cual no siempre grita, sino que a veces susurra a través de problemas recurrentes, tendencias de consumo o cambios sociales. Analizar una oportunidad implica observar con mentalidad crítica y creativa, entendiendo que no se trata solo de identificar lo que falta, sino de cómo ofrecer algo mejor. En este proceso, herramientas como el FODA personal y el mapa de empatía resultan clave, pues permiten visualizar tanto las capacidades internas como las necesidades externas, facilitando la construcción de oportunidades reales. Sin embargo, una oportunidad no es viable únicamente porque genere entusiasmo, sino que debe ser analizada en términos de rentabilidad, </w:t>
             </w:r>
             <w:r>
               <w:rPr>
@@ -1967,7 +2062,7 @@
       <w:pPr>
         <w:pStyle w:val="Ttulo1"/>
       </w:pPr>
-      <w:bookmarkStart w:id="1" w:name="_Toc206704534"/>
+      <w:bookmarkStart w:id="1" w:name="_Toc208814717"/>
       <w:r>
         <w:lastRenderedPageBreak/>
         <w:t>Liderazgo, retos y estrategias para permanecer en el mercado</w:t>
@@ -2076,7 +2171,7 @@
       <w:pPr>
         <w:pStyle w:val="Ttulo2"/>
       </w:pPr>
-      <w:bookmarkStart w:id="2" w:name="_Toc206704535"/>
+      <w:bookmarkStart w:id="2" w:name="_Toc208814718"/>
       <w:r>
         <w:t>D</w:t>
       </w:r>
@@ -2636,7 +2731,7 @@
       <w:pPr>
         <w:pStyle w:val="Ttulo1"/>
       </w:pPr>
-      <w:bookmarkStart w:id="3" w:name="_Toc206704536"/>
+      <w:bookmarkStart w:id="3" w:name="_Toc208814719"/>
       <w:r>
         <w:lastRenderedPageBreak/>
         <w:t>Oportunidades para emprender</w:t>
@@ -3088,17 +3183,19 @@
         </w:rPr>
       </w:pPr>
       <w:bookmarkStart w:id="4" w:name="_Toc206704537"/>
+      <w:bookmarkStart w:id="5" w:name="_Toc208814720"/>
       <w:bookmarkEnd w:id="4"/>
+      <w:bookmarkEnd w:id="5"/>
     </w:p>
     <w:p>
       <w:pPr>
         <w:pStyle w:val="Ttulo2"/>
       </w:pPr>
-      <w:bookmarkStart w:id="5" w:name="_Toc206704538"/>
+      <w:bookmarkStart w:id="6" w:name="_Toc208814721"/>
       <w:r>
         <w:t>Importancia de este análisis para emprender</w:t>
       </w:r>
-      <w:bookmarkEnd w:id="5"/>
+      <w:bookmarkEnd w:id="6"/>
     </w:p>
     <w:p>
       <w:pPr>
@@ -3451,12 +3548,12 @@
       <w:pPr>
         <w:pStyle w:val="Ttulo1"/>
       </w:pPr>
-      <w:bookmarkStart w:id="6" w:name="_Toc206704539"/>
+      <w:bookmarkStart w:id="7" w:name="_Toc208814722"/>
       <w:r>
         <w:lastRenderedPageBreak/>
         <w:t>Metodología CANVAS del entorno</w:t>
       </w:r>
-      <w:bookmarkEnd w:id="6"/>
+      <w:bookmarkEnd w:id="7"/>
     </w:p>
     <w:p>
       <w:pPr>
@@ -4117,7 +4214,23 @@
           <w:bCs/>
           <w:lang w:eastAsia="es-CO"/>
         </w:rPr>
-        <w:t>Tendencia clave</w:t>
+        <w:t>Tendencia</w:t>
+      </w:r>
+      <w:r>
+        <w:rPr>
+          <w:b/>
+          <w:bCs/>
+          <w:lang w:eastAsia="es-CO"/>
+        </w:rPr>
+        <w:t>s</w:t>
+      </w:r>
+      <w:r>
+        <w:rPr>
+          <w:b/>
+          <w:bCs/>
+          <w:lang w:eastAsia="es-CO"/>
+        </w:rPr>
+        <w:t xml:space="preserve"> clave</w:t>
       </w:r>
     </w:p>
     <w:p>
@@ -4291,18 +4404,20 @@
           <w14:ligatures w14:val="none"/>
         </w:rPr>
       </w:pPr>
-      <w:bookmarkStart w:id="7" w:name="_Toc206704540"/>
-      <w:bookmarkEnd w:id="7"/>
+      <w:bookmarkStart w:id="8" w:name="_Toc206704540"/>
+      <w:bookmarkStart w:id="9" w:name="_Toc208814723"/>
+      <w:bookmarkEnd w:id="8"/>
+      <w:bookmarkEnd w:id="9"/>
     </w:p>
     <w:p>
       <w:pPr>
         <w:pStyle w:val="Ttulo2"/>
       </w:pPr>
-      <w:bookmarkStart w:id="8" w:name="_Toc206704541"/>
+      <w:bookmarkStart w:id="10" w:name="_Toc208814724"/>
       <w:r>
         <w:t>Profundización en las fuerzas macroeconómicas y del entorno competitivo de este modelo CANVAS</w:t>
       </w:r>
-      <w:bookmarkEnd w:id="8"/>
+      <w:bookmarkEnd w:id="10"/>
     </w:p>
     <w:p>
       <w:pPr>
@@ -4630,9 +4745,11 @@
       <w:pPr>
         <w:pStyle w:val="Ttulo2"/>
       </w:pPr>
+      <w:bookmarkStart w:id="11" w:name="_Toc208814725"/>
       <w:r>
         <w:t>Desarrollo del mapa estratégico</w:t>
       </w:r>
+      <w:bookmarkEnd w:id="11"/>
     </w:p>
     <w:p>
       <w:pPr>
@@ -5607,7 +5724,13 @@
         <w:rPr>
           <w:lang w:eastAsia="es-CO"/>
         </w:rPr>
-        <w:t>Para complementar esta información se invita a conocer el siguiente documento.</w:t>
+        <w:t xml:space="preserve">Para complementar esta información se invita a conocer el </w:t>
+      </w:r>
+      <w:r>
+        <w:rPr>
+          <w:lang w:eastAsia="es-CO"/>
+        </w:rPr>
+        <w:t>documento ubicado en la carpeta de anexos.</w:t>
       </w:r>
     </w:p>
     <w:p>
@@ -5764,13 +5887,6 @@
     <w:p>
       <w:pPr>
         <w:rPr>
-          <w:lang w:val="es-419" w:eastAsia="es-CO"/>
-        </w:rPr>
-      </w:pPr>
-    </w:p>
-    <w:p>
-      <w:pPr>
-        <w:rPr>
           <w:b/>
           <w:bCs/>
           <w:lang w:eastAsia="es-CO"/>
@@ -6557,7 +6673,7 @@
     </w:p>
     <w:p>
       <w:pPr>
-        <w:ind w:left="708" w:firstLine="0"/>
+        <w:ind w:firstLine="0"/>
         <w:rPr>
           <w:lang w:val="es-419" w:eastAsia="es-CO"/>
         </w:rPr>
@@ -6567,12 +6683,12 @@
       <w:pPr>
         <w:pStyle w:val="Ttulo1"/>
       </w:pPr>
-      <w:bookmarkStart w:id="9" w:name="_Toc206704542"/>
+      <w:bookmarkStart w:id="12" w:name="_Toc208814726"/>
       <w:r>
         <w:lastRenderedPageBreak/>
         <w:t>Análisis PESTEL</w:t>
       </w:r>
-      <w:bookmarkEnd w:id="9"/>
+      <w:bookmarkEnd w:id="12"/>
     </w:p>
     <w:p>
       <w:pPr>
@@ -7744,12 +7860,12 @@
         </w:numPr>
         <w:ind w:left="1068"/>
       </w:pPr>
-      <w:bookmarkStart w:id="10" w:name="_Toc206704543"/>
+      <w:bookmarkStart w:id="13" w:name="_Toc208814727"/>
       <w:r>
         <w:lastRenderedPageBreak/>
         <w:t>Síntesis</w:t>
       </w:r>
-      <w:bookmarkEnd w:id="10"/>
+      <w:bookmarkEnd w:id="13"/>
     </w:p>
     <w:p>
       <w:pPr>
@@ -7857,6 +7973,14 @@
     </w:p>
     <w:p>
       <w:pPr>
+        <w:ind w:firstLine="0"/>
+        <w:rPr>
+          <w:lang w:eastAsia="es-CO"/>
+        </w:rPr>
+      </w:pPr>
+    </w:p>
+    <w:p>
+      <w:pPr>
         <w:pStyle w:val="Ttulo1"/>
         <w:numPr>
           <w:ilvl w:val="0"/>
@@ -7864,12 +7988,12 @@
         </w:numPr>
         <w:ind w:left="1068"/>
       </w:pPr>
-      <w:bookmarkStart w:id="11" w:name="_Toc206704544"/>
+      <w:bookmarkStart w:id="14" w:name="_Toc208814728"/>
       <w:r>
         <w:lastRenderedPageBreak/>
         <w:t>Material complementario</w:t>
       </w:r>
-      <w:bookmarkEnd w:id="11"/>
+      <w:bookmarkEnd w:id="14"/>
     </w:p>
     <w:tbl>
       <w:tblPr>
@@ -8177,12 +8301,12 @@
         </w:numPr>
         <w:ind w:left="1068"/>
       </w:pPr>
-      <w:bookmarkStart w:id="12" w:name="_Toc206704545"/>
+      <w:bookmarkStart w:id="15" w:name="_Toc208814729"/>
       <w:r>
         <w:lastRenderedPageBreak/>
         <w:t>Glosario</w:t>
       </w:r>
-      <w:bookmarkEnd w:id="12"/>
+      <w:bookmarkEnd w:id="15"/>
     </w:p>
     <w:p>
       <w:pPr>
@@ -8279,7 +8403,21 @@
           <w:bdr w:val="none" w:sz="0" w:space="0" w:color="auto" w:frame="1"/>
           <w:lang w:eastAsia="es-CO"/>
         </w:rPr>
-        <w:t>conjunto de consumidores identificables, con necesidades específicas, que están dispuestos a intercambiar bienes o servicios en un entorno regido por la ley oferta y demanda.</w:t>
+        <w:t xml:space="preserve">conjunto de consumidores identificables, con necesidades específicas, que están dispuestos a intercambiar bienes o servicios en un entorno regido por la </w:t>
+      </w:r>
+      <w:r>
+        <w:rPr>
+          <w:bdr w:val="none" w:sz="0" w:space="0" w:color="auto" w:frame="1"/>
+          <w:lang w:eastAsia="es-CO"/>
+        </w:rPr>
+        <w:t xml:space="preserve">libre </w:t>
+      </w:r>
+      <w:r>
+        <w:rPr>
+          <w:bdr w:val="none" w:sz="0" w:space="0" w:color="auto" w:frame="1"/>
+          <w:lang w:eastAsia="es-CO"/>
+        </w:rPr>
+        <w:t>oferta y demanda.</w:t>
       </w:r>
     </w:p>
     <w:p>
@@ -8568,7 +8706,7 @@
         </w:numPr>
         <w:ind w:left="1068"/>
       </w:pPr>
-      <w:bookmarkStart w:id="13" w:name="_Toc206704546"/>
+      <w:bookmarkStart w:id="16" w:name="_Toc208814730"/>
       <w:r>
         <w:rPr>
           <w:bdr w:val="none" w:sz="0" w:space="0" w:color="auto" w:frame="1"/>
@@ -8576,7 +8714,7 @@
         <w:lastRenderedPageBreak/>
         <w:t>Referencias bibliográficas</w:t>
       </w:r>
-      <w:bookmarkEnd w:id="13"/>
+      <w:bookmarkEnd w:id="16"/>
     </w:p>
     <w:p>
       <w:pPr>
@@ -8860,12 +8998,12 @@
         </w:numPr>
         <w:ind w:left="708"/>
       </w:pPr>
-      <w:bookmarkStart w:id="14" w:name="_Toc206704547"/>
+      <w:bookmarkStart w:id="17" w:name="_Toc208814731"/>
       <w:r>
         <w:lastRenderedPageBreak/>
         <w:t>Créditos</w:t>
       </w:r>
-      <w:bookmarkEnd w:id="14"/>
+      <w:bookmarkEnd w:id="17"/>
     </w:p>
     <w:tbl>
       <w:tblPr>
@@ -15113,6 +15251,7 @@
   <w:style w:type="character" w:default="1" w:styleId="Fuentedeprrafopredeter">
     <w:name w:val="Default Paragraph Font"/>
     <w:uiPriority w:val="1"/>
+    <w:semiHidden/>
     <w:unhideWhenUsed/>
   </w:style>
   <w:style w:type="table" w:default="1" w:styleId="Tablanormal">
@@ -16301,54 +16440,41 @@
 </file>
 
 <file path=customXml/item1.xml><?xml version="1.0" encoding="utf-8"?>
+<b:Sources xmlns:b="http://schemas.openxmlformats.org/officeDocument/2006/bibliography" xmlns="http://schemas.openxmlformats.org/officeDocument/2006/bibliography" SelectedStyle="\APASixthEditionOfficeOnline.xsl" StyleName="APA" Version="6"/>
+</file>
+
+<file path=customXml/item2.xml><?xml version="1.0" encoding="utf-8"?>
 <p:properties xmlns:p="http://schemas.microsoft.com/office/2006/metadata/properties" xmlns:xsi="http://www.w3.org/2001/XMLSchema-instance" xmlns:pc="http://schemas.microsoft.com/office/infopath/2007/PartnerControls">
   <documentManagement>
-    <TaxCatchAll xmlns="cb45339b-ced9-4d0d-8f64-77573914d53b" xsi:nil="true"/>
-    <lcf76f155ced4ddcb4097134ff3c332f xmlns="43a3ca16-9c26-4813-b83f-4aec9927b43f">
+    <TaxCatchAll xmlns="285d351f-f218-493a-825f-85a9dfbde315" xsi:nil="true"/>
+    <lcf76f155ced4ddcb4097134ff3c332f xmlns="55abea07-cd72-4a95-add0-1082a24cf9e9">
       <Terms xmlns="http://schemas.microsoft.com/office/infopath/2007/PartnerControls"/>
     </lcf76f155ced4ddcb4097134ff3c332f>
   </documentManagement>
 </p:properties>
 </file>
 
-<file path=customXml/item2.xml><?xml version="1.0" encoding="utf-8"?>
-<b:Sources xmlns:b="http://schemas.openxmlformats.org/officeDocument/2006/bibliography" xmlns="http://schemas.openxmlformats.org/officeDocument/2006/bibliography" SelectedStyle="\APASixthEditionOfficeOnline.xsl" StyleName="APA" Version="6"/>
-</file>
-
 <file path=customXml/item3.xml><?xml version="1.0" encoding="utf-8"?>
-<?mso-contentType ?>
-<FormTemplates xmlns="http://schemas.microsoft.com/sharepoint/v3/contenttype/forms">
-  <Display>DocumentLibraryForm</Display>
-  <Edit>DocumentLibraryForm</Edit>
-  <New>DocumentLibraryForm</New>
-</FormTemplates>
-</file>
-
-<file path=customXml/item4.xml><?xml version="1.0" encoding="utf-8"?>
-<ct:contentTypeSchema xmlns:ct="http://schemas.microsoft.com/office/2006/metadata/contentType" xmlns:ma="http://schemas.microsoft.com/office/2006/metadata/properties/metaAttributes" ct:_="" ma:_="" ma:contentTypeName="Documento" ma:contentTypeID="0x01010049282E1EDBE9234EA9E6D38F720E265F" ma:contentTypeVersion="15" ma:contentTypeDescription="Crear nuevo documento." ma:contentTypeScope="" ma:versionID="b31c7aa9eaf043a08b87120b3c4916e3">
-  <xsd:schema xmlns:xsd="http://www.w3.org/2001/XMLSchema" xmlns:xs="http://www.w3.org/2001/XMLSchema" xmlns:p="http://schemas.microsoft.com/office/2006/metadata/properties" xmlns:ns2="cb45339b-ced9-4d0d-8f64-77573914d53b" xmlns:ns3="43a3ca16-9c26-4813-b83f-4aec9927b43f" targetNamespace="http://schemas.microsoft.com/office/2006/metadata/properties" ma:root="true" ma:fieldsID="3533d065b04d75c457075bc55f1f5315" ns2:_="" ns3:_="">
-    <xsd:import namespace="cb45339b-ced9-4d0d-8f64-77573914d53b"/>
-    <xsd:import namespace="43a3ca16-9c26-4813-b83f-4aec9927b43f"/>
+<ct:contentTypeSchema xmlns:ct="http://schemas.microsoft.com/office/2006/metadata/contentType" xmlns:ma="http://schemas.microsoft.com/office/2006/metadata/properties/metaAttributes" ct:_="" ma:_="" ma:contentTypeName="Documento" ma:contentTypeID="0x0101005D7421CBAB376F47AC1876466873BE0C" ma:contentTypeVersion="11" ma:contentTypeDescription="Crear nuevo documento." ma:contentTypeScope="" ma:versionID="3a1bba6d8728ce939bf9f95dae234b40">
+  <xsd:schema xmlns:xsd="http://www.w3.org/2001/XMLSchema" xmlns:xs="http://www.w3.org/2001/XMLSchema" xmlns:p="http://schemas.microsoft.com/office/2006/metadata/properties" xmlns:ns2="55abea07-cd72-4a95-add0-1082a24cf9e9" xmlns:ns3="285d351f-f218-493a-825f-85a9dfbde315" targetNamespace="http://schemas.microsoft.com/office/2006/metadata/properties" ma:root="true" ma:fieldsID="a4f96e62c8f781ccc064189483c2e669" ns2:_="" ns3:_="">
+    <xsd:import namespace="55abea07-cd72-4a95-add0-1082a24cf9e9"/>
+    <xsd:import namespace="285d351f-f218-493a-825f-85a9dfbde315"/>
     <xsd:element name="properties">
       <xsd:complexType>
         <xsd:sequence>
           <xsd:element name="documentManagement">
             <xsd:complexType>
               <xsd:all>
-                <xsd:element ref="ns2:SharedWithUsers" minOccurs="0"/>
-                <xsd:element ref="ns2:SharedWithDetails" minOccurs="0"/>
-                <xsd:element ref="ns3:MediaServiceMetadata" minOccurs="0"/>
-                <xsd:element ref="ns3:MediaServiceFastMetadata" minOccurs="0"/>
-                <xsd:element ref="ns3:MediaServiceDateTaken" minOccurs="0"/>
-                <xsd:element ref="ns3:MediaServiceObjectDetectorVersions" minOccurs="0"/>
-                <xsd:element ref="ns3:MediaLengthInSeconds" minOccurs="0"/>
-                <xsd:element ref="ns3:MediaServiceLocation" minOccurs="0"/>
-                <xsd:element ref="ns3:MediaServiceGenerationTime" minOccurs="0"/>
-                <xsd:element ref="ns3:MediaServiceEventHashCode" minOccurs="0"/>
-                <xsd:element ref="ns3:lcf76f155ced4ddcb4097134ff3c332f" minOccurs="0"/>
-                <xsd:element ref="ns2:TaxCatchAll" minOccurs="0"/>
-                <xsd:element ref="ns3:MediaServiceOCR" minOccurs="0"/>
-                <xsd:element ref="ns3:MediaServiceSearchProperties" minOccurs="0"/>
+                <xsd:element ref="ns2:MediaServiceMetadata" minOccurs="0"/>
+                <xsd:element ref="ns2:MediaServiceFastMetadata" minOccurs="0"/>
+                <xsd:element ref="ns2:MediaServiceSearchProperties" minOccurs="0"/>
+                <xsd:element ref="ns2:MediaServiceDateTaken" minOccurs="0"/>
+                <xsd:element ref="ns2:lcf76f155ced4ddcb4097134ff3c332f" minOccurs="0"/>
+                <xsd:element ref="ns3:TaxCatchAll" minOccurs="0"/>
+                <xsd:element ref="ns2:MediaServiceOCR" minOccurs="0"/>
+                <xsd:element ref="ns2:MediaServiceGenerationTime" minOccurs="0"/>
+                <xsd:element ref="ns2:MediaServiceEventHashCode" minOccurs="0"/>
+                <xsd:element ref="ns2:MediaLengthInSeconds" minOccurs="0"/>
               </xsd:all>
             </xsd:complexType>
           </xsd:element>
@@ -16356,78 +16482,41 @@
       </xsd:complexType>
     </xsd:element>
   </xsd:schema>
-  <xsd:schema xmlns:xsd="http://www.w3.org/2001/XMLSchema" xmlns:xs="http://www.w3.org/2001/XMLSchema" xmlns:dms="http://schemas.microsoft.com/office/2006/documentManagement/types" xmlns:pc="http://schemas.microsoft.com/office/infopath/2007/PartnerControls" targetNamespace="cb45339b-ced9-4d0d-8f64-77573914d53b" elementFormDefault="qualified">
+  <xsd:schema xmlns:xsd="http://www.w3.org/2001/XMLSchema" xmlns:xs="http://www.w3.org/2001/XMLSchema" xmlns:dms="http://schemas.microsoft.com/office/2006/documentManagement/types" xmlns:pc="http://schemas.microsoft.com/office/infopath/2007/PartnerControls" targetNamespace="55abea07-cd72-4a95-add0-1082a24cf9e9" elementFormDefault="qualified">
     <xsd:import namespace="http://schemas.microsoft.com/office/2006/documentManagement/types"/>
     <xsd:import namespace="http://schemas.microsoft.com/office/infopath/2007/PartnerControls"/>
-    <xsd:element name="SharedWithUsers" ma:index="8" nillable="true" ma:displayName="Compartido con" ma:internalName="SharedWithUsers" ma:readOnly="true">
+    <xsd:element name="MediaServiceMetadata" ma:index="8" nillable="true" ma:displayName="MediaServiceMetadata" ma:hidden="true" ma:internalName="MediaServiceMetadata" ma:readOnly="true">
+      <xsd:simpleType>
+        <xsd:restriction base="dms:Note"/>
+      </xsd:simpleType>
+    </xsd:element>
+    <xsd:element name="MediaServiceFastMetadata" ma:index="9" nillable="true" ma:displayName="MediaServiceFastMetadata" ma:hidden="true" ma:internalName="MediaServiceFastMetadata" ma:readOnly="true">
+      <xsd:simpleType>
+        <xsd:restriction base="dms:Note"/>
+      </xsd:simpleType>
+    </xsd:element>
+    <xsd:element name="MediaServiceSearchProperties" ma:index="10" nillable="true" ma:displayName="MediaServiceSearchProperties" ma:hidden="true" ma:internalName="MediaServiceSearchProperties" ma:readOnly="true">
+      <xsd:simpleType>
+        <xsd:restriction base="dms:Note"/>
+      </xsd:simpleType>
+    </xsd:element>
+    <xsd:element name="MediaServiceDateTaken" ma:index="11" nillable="true" ma:displayName="MediaServiceDateTaken" ma:hidden="true" ma:indexed="true" ma:internalName="MediaServiceDateTaken" ma:readOnly="true">
+      <xsd:simpleType>
+        <xsd:restriction base="dms:Text"/>
+      </xsd:simpleType>
+    </xsd:element>
+    <xsd:element name="lcf76f155ced4ddcb4097134ff3c332f" ma:index="13" nillable="true" ma:taxonomy="true" ma:internalName="lcf76f155ced4ddcb4097134ff3c332f" ma:taxonomyFieldName="MediaServiceImageTags" ma:displayName="Etiquetas de imagen" ma:readOnly="false" ma:fieldId="{5cf76f15-5ced-4ddc-b409-7134ff3c332f}" ma:taxonomyMulti="true" ma:sspId="d33c8c81-5745-4931-bcc4-c2aeafe86780" ma:termSetId="09814cd3-568e-fe90-9814-8d621ff8fb84" ma:anchorId="fba54fb3-c3e1-fe81-a776-ca4b69148c4d" ma:open="true" ma:isKeyword="false">
       <xsd:complexType>
-        <xsd:complexContent>
-          <xsd:extension base="dms:UserMulti">
-            <xsd:sequence>
-              <xsd:element name="UserInfo" minOccurs="0" maxOccurs="unbounded">
-                <xsd:complexType>
-                  <xsd:sequence>
-                    <xsd:element name="DisplayName" type="xsd:string" minOccurs="0"/>
-                    <xsd:element name="AccountId" type="dms:UserId" minOccurs="0" nillable="true"/>
-                    <xsd:element name="AccountType" type="xsd:string" minOccurs="0"/>
-                  </xsd:sequence>
-                </xsd:complexType>
-              </xsd:element>
-            </xsd:sequence>
-          </xsd:extension>
-        </xsd:complexContent>
+        <xsd:sequence>
+          <xsd:element ref="pc:Terms" minOccurs="0" maxOccurs="1"/>
+        </xsd:sequence>
       </xsd:complexType>
     </xsd:element>
-    <xsd:element name="SharedWithDetails" ma:index="9" nillable="true" ma:displayName="Detalles de uso compartido" ma:internalName="SharedWithDetails" ma:readOnly="true">
+    <xsd:element name="MediaServiceOCR" ma:index="15" nillable="true" ma:displayName="Extracted Text" ma:internalName="MediaServiceOCR" ma:readOnly="true">
       <xsd:simpleType>
         <xsd:restriction base="dms:Note">
           <xsd:maxLength value="255"/>
         </xsd:restriction>
-      </xsd:simpleType>
-    </xsd:element>
-    <xsd:element name="TaxCatchAll" ma:index="20" nillable="true" ma:displayName="Taxonomy Catch All Column" ma:hidden="true" ma:list="{2f40a149-578b-41a1-8845-c88bc1831770}" ma:internalName="TaxCatchAll" ma:showField="CatchAllData" ma:web="cb45339b-ced9-4d0d-8f64-77573914d53b">
-      <xsd:complexType>
-        <xsd:complexContent>
-          <xsd:extension base="dms:MultiChoiceLookup">
-            <xsd:sequence>
-              <xsd:element name="Value" type="dms:Lookup" maxOccurs="unbounded" minOccurs="0" nillable="true"/>
-            </xsd:sequence>
-          </xsd:extension>
-        </xsd:complexContent>
-      </xsd:complexType>
-    </xsd:element>
-  </xsd:schema>
-  <xsd:schema xmlns:xsd="http://www.w3.org/2001/XMLSchema" xmlns:xs="http://www.w3.org/2001/XMLSchema" xmlns:dms="http://schemas.microsoft.com/office/2006/documentManagement/types" xmlns:pc="http://schemas.microsoft.com/office/infopath/2007/PartnerControls" targetNamespace="43a3ca16-9c26-4813-b83f-4aec9927b43f" elementFormDefault="qualified">
-    <xsd:import namespace="http://schemas.microsoft.com/office/2006/documentManagement/types"/>
-    <xsd:import namespace="http://schemas.microsoft.com/office/infopath/2007/PartnerControls"/>
-    <xsd:element name="MediaServiceMetadata" ma:index="10" nillable="true" ma:displayName="MediaServiceMetadata" ma:hidden="true" ma:internalName="MediaServiceMetadata" ma:readOnly="true">
-      <xsd:simpleType>
-        <xsd:restriction base="dms:Note"/>
-      </xsd:simpleType>
-    </xsd:element>
-    <xsd:element name="MediaServiceFastMetadata" ma:index="11" nillable="true" ma:displayName="MediaServiceFastMetadata" ma:hidden="true" ma:internalName="MediaServiceFastMetadata" ma:readOnly="true">
-      <xsd:simpleType>
-        <xsd:restriction base="dms:Note"/>
-      </xsd:simpleType>
-    </xsd:element>
-    <xsd:element name="MediaServiceDateTaken" ma:index="12" nillable="true" ma:displayName="MediaServiceDateTaken" ma:hidden="true" ma:indexed="true" ma:internalName="MediaServiceDateTaken" ma:readOnly="true">
-      <xsd:simpleType>
-        <xsd:restriction base="dms:Text"/>
-      </xsd:simpleType>
-    </xsd:element>
-    <xsd:element name="MediaServiceObjectDetectorVersions" ma:index="13" nillable="true" ma:displayName="MediaServiceObjectDetectorVersions" ma:hidden="true" ma:indexed="true" ma:internalName="MediaServiceObjectDetectorVersions" ma:readOnly="true">
-      <xsd:simpleType>
-        <xsd:restriction base="dms:Text"/>
-      </xsd:simpleType>
-    </xsd:element>
-    <xsd:element name="MediaLengthInSeconds" ma:index="14" nillable="true" ma:displayName="MediaLengthInSeconds" ma:hidden="true" ma:internalName="MediaLengthInSeconds" ma:readOnly="true">
-      <xsd:simpleType>
-        <xsd:restriction base="dms:Unknown"/>
-      </xsd:simpleType>
-    </xsd:element>
-    <xsd:element name="MediaServiceLocation" ma:index="15" nillable="true" ma:displayName="Location" ma:indexed="true" ma:internalName="MediaServiceLocation" ma:readOnly="true">
-      <xsd:simpleType>
-        <xsd:restriction base="dms:Text"/>
       </xsd:simpleType>
     </xsd:element>
     <xsd:element name="MediaServiceGenerationTime" ma:index="16" nillable="true" ma:displayName="MediaServiceGenerationTime" ma:hidden="true" ma:internalName="MediaServiceGenerationTime" ma:readOnly="true">
@@ -16440,24 +16529,25 @@
         <xsd:restriction base="dms:Text"/>
       </xsd:simpleType>
     </xsd:element>
-    <xsd:element name="lcf76f155ced4ddcb4097134ff3c332f" ma:index="19" nillable="true" ma:taxonomy="true" ma:internalName="lcf76f155ced4ddcb4097134ff3c332f" ma:taxonomyFieldName="MediaServiceImageTags" ma:displayName="Etiquetas de imagen" ma:readOnly="false" ma:fieldId="{5cf76f15-5ced-4ddc-b409-7134ff3c332f}" ma:taxonomyMulti="true" ma:sspId="d33c8c81-5745-4931-bcc4-c2aeafe86780" ma:termSetId="09814cd3-568e-fe90-9814-8d621ff8fb84" ma:anchorId="fba54fb3-c3e1-fe81-a776-ca4b69148c4d" ma:open="true" ma:isKeyword="false">
-      <xsd:complexType>
-        <xsd:sequence>
-          <xsd:element ref="pc:Terms" minOccurs="0" maxOccurs="1"/>
-        </xsd:sequence>
-      </xsd:complexType>
-    </xsd:element>
-    <xsd:element name="MediaServiceOCR" ma:index="21" nillable="true" ma:displayName="Extracted Text" ma:internalName="MediaServiceOCR" ma:readOnly="true">
+    <xsd:element name="MediaLengthInSeconds" ma:index="18" nillable="true" ma:displayName="MediaLengthInSeconds" ma:hidden="true" ma:internalName="MediaLengthInSeconds" ma:readOnly="true">
       <xsd:simpleType>
-        <xsd:restriction base="dms:Note">
-          <xsd:maxLength value="255"/>
-        </xsd:restriction>
+        <xsd:restriction base="dms:Unknown"/>
       </xsd:simpleType>
     </xsd:element>
-    <xsd:element name="MediaServiceSearchProperties" ma:index="22" nillable="true" ma:displayName="MediaServiceSearchProperties" ma:hidden="true" ma:internalName="MediaServiceSearchProperties" ma:readOnly="true">
-      <xsd:simpleType>
-        <xsd:restriction base="dms:Note"/>
-      </xsd:simpleType>
+  </xsd:schema>
+  <xsd:schema xmlns:xsd="http://www.w3.org/2001/XMLSchema" xmlns:xs="http://www.w3.org/2001/XMLSchema" xmlns:dms="http://schemas.microsoft.com/office/2006/documentManagement/types" xmlns:pc="http://schemas.microsoft.com/office/infopath/2007/PartnerControls" targetNamespace="285d351f-f218-493a-825f-85a9dfbde315" elementFormDefault="qualified">
+    <xsd:import namespace="http://schemas.microsoft.com/office/2006/documentManagement/types"/>
+    <xsd:import namespace="http://schemas.microsoft.com/office/infopath/2007/PartnerControls"/>
+    <xsd:element name="TaxCatchAll" ma:index="14" nillable="true" ma:displayName="Taxonomy Catch All Column" ma:hidden="true" ma:list="{5d57ac59-ec13-4ab6-8bf8-a162ea89df9b}" ma:internalName="TaxCatchAll" ma:showField="CatchAllData" ma:web="285d351f-f218-493a-825f-85a9dfbde315">
+      <xsd:complexType>
+        <xsd:complexContent>
+          <xsd:extension base="dms:MultiChoiceLookup">
+            <xsd:sequence>
+              <xsd:element name="Value" type="dms:Lookup" maxOccurs="unbounded" minOccurs="0" nillable="true"/>
+            </xsd:sequence>
+          </xsd:extension>
+        </xsd:complexContent>
+      </xsd:complexType>
     </xsd:element>
   </xsd:schema>
   <xsd:schema xmlns="http://schemas.openxmlformats.org/package/2006/metadata/core-properties" xmlns:xsd="http://www.w3.org/2001/XMLSchema" xmlns:xsi="http://www.w3.org/2001/XMLSchema-instance" xmlns:dc="http://purl.org/dc/elements/1.1/" xmlns:dcterms="http://purl.org/dc/terms/" xmlns:odoc="http://schemas.microsoft.com/internal/obd" targetNamespace="http://schemas.openxmlformats.org/package/2006/metadata/core-properties" elementFormDefault="qualified" attributeFormDefault="unqualified" blockDefault="#all">
@@ -16559,7 +16649,24 @@
 </ct:contentTypeSchema>
 </file>
 
+<file path=customXml/item4.xml><?xml version="1.0" encoding="utf-8"?>
+<?mso-contentType ?>
+<FormTemplates xmlns="http://schemas.microsoft.com/sharepoint/v3/contenttype/forms">
+  <Display>DocumentLibraryForm</Display>
+  <Edit>DocumentLibraryForm</Edit>
+  <New>DocumentLibraryForm</New>
+</FormTemplates>
+</file>
+
 <file path=customXml/itemProps1.xml><?xml version="1.0" encoding="utf-8"?>
+<ds:datastoreItem xmlns:ds="http://schemas.openxmlformats.org/officeDocument/2006/customXml" ds:itemID="{A9F2CEBA-C824-4C86-81A8-E32CBD0EB92D}">
+  <ds:schemaRefs>
+    <ds:schemaRef ds:uri="http://schemas.openxmlformats.org/officeDocument/2006/bibliography"/>
+  </ds:schemaRefs>
+</ds:datastoreItem>
+</file>
+
+<file path=customXml/itemProps2.xml><?xml version="1.0" encoding="utf-8"?>
 <ds:datastoreItem xmlns:ds="http://schemas.openxmlformats.org/officeDocument/2006/customXml" ds:itemID="{26259216-AD86-464A-AEAD-95B1F9E17392}">
   <ds:schemaRefs>
     <ds:schemaRef ds:uri="http://schemas.microsoft.com/office/2006/metadata/properties"/>
@@ -16570,37 +16677,14 @@
 </ds:datastoreItem>
 </file>
 
-<file path=customXml/itemProps2.xml><?xml version="1.0" encoding="utf-8"?>
-<ds:datastoreItem xmlns:ds="http://schemas.openxmlformats.org/officeDocument/2006/customXml" ds:itemID="{A9F2CEBA-C824-4C86-81A8-E32CBD0EB92D}">
-  <ds:schemaRefs>
-    <ds:schemaRef ds:uri="http://schemas.openxmlformats.org/officeDocument/2006/bibliography"/>
-  </ds:schemaRefs>
-</ds:datastoreItem>
+<file path=customXml/itemProps3.xml><?xml version="1.0" encoding="utf-8"?>
+<ds:datastoreItem xmlns:ds="http://schemas.openxmlformats.org/officeDocument/2006/customXml" ds:itemID="{08AD5D0E-F3A2-488C-8616-3F177403977C}"/>
 </file>
 
-<file path=customXml/itemProps3.xml><?xml version="1.0" encoding="utf-8"?>
+<file path=customXml/itemProps4.xml><?xml version="1.0" encoding="utf-8"?>
 <ds:datastoreItem xmlns:ds="http://schemas.openxmlformats.org/officeDocument/2006/customXml" ds:itemID="{D00A4A46-BDBD-48AC-87B9-2BA42D9CC06F}">
   <ds:schemaRefs>
     <ds:schemaRef ds:uri="http://schemas.microsoft.com/sharepoint/v3/contenttype/forms"/>
   </ds:schemaRefs>
 </ds:datastoreItem>
-</file>
-
-<file path=customXml/itemProps4.xml><?xml version="1.0" encoding="utf-8"?>
-<ds:datastoreItem xmlns:ds="http://schemas.openxmlformats.org/officeDocument/2006/customXml" ds:itemID="{0BC4A0A4-89EA-4C0C-9011-C1B351E892BC}">
-  <ds:schemaRefs>
-    <ds:schemaRef ds:uri="http://schemas.microsoft.com/office/2006/metadata/contentType"/>
-    <ds:schemaRef ds:uri="http://schemas.microsoft.com/office/2006/metadata/properties/metaAttributes"/>
-    <ds:schemaRef ds:uri="http://www.w3.org/2001/XMLSchema"/>
-    <ds:schemaRef ds:uri="http://schemas.microsoft.com/office/2006/metadata/properties"/>
-    <ds:schemaRef ds:uri="cb45339b-ced9-4d0d-8f64-77573914d53b"/>
-    <ds:schemaRef ds:uri="43a3ca16-9c26-4813-b83f-4aec9927b43f"/>
-    <ds:schemaRef ds:uri="http://schemas.microsoft.com/office/2006/documentManagement/types"/>
-    <ds:schemaRef ds:uri="http://schemas.microsoft.com/office/infopath/2007/PartnerControls"/>
-    <ds:schemaRef ds:uri="http://schemas.openxmlformats.org/package/2006/metadata/core-properties"/>
-    <ds:schemaRef ds:uri="http://purl.org/dc/elements/1.1/"/>
-    <ds:schemaRef ds:uri="http://purl.org/dc/terms/"/>
-    <ds:schemaRef ds:uri="http://schemas.microsoft.com/internal/obd"/>
-  </ds:schemaRefs>
-</ds:datastoreItem>
 </file>
--- a/fuentes/CF2_DU.docx
+++ b/fuentes/CF2_DU.docx
@@ -3602,33 +3602,8 @@
           <w:rStyle w:val="Extranjerismo"/>
           <w:lang w:val="es-CO" w:eastAsia="es-CO"/>
         </w:rPr>
-        <w:t xml:space="preserve">Business </w:t>
-      </w:r>
-      <w:proofErr w:type="spellStart"/>
-      <w:r>
-        <w:rPr>
-          <w:rStyle w:val="Extranjerismo"/>
-          <w:lang w:val="es-CO" w:eastAsia="es-CO"/>
-        </w:rPr>
-        <w:t>Model</w:t>
-      </w:r>
-      <w:proofErr w:type="spellEnd"/>
-      <w:r>
-        <w:rPr>
-          <w:rStyle w:val="Extranjerismo"/>
-          <w:lang w:val="es-CO" w:eastAsia="es-CO"/>
-        </w:rPr>
-        <w:t xml:space="preserve"> </w:t>
-      </w:r>
-      <w:proofErr w:type="spellStart"/>
-      <w:r>
-        <w:rPr>
-          <w:rStyle w:val="Extranjerismo"/>
-          <w:lang w:val="es-CO" w:eastAsia="es-CO"/>
-        </w:rPr>
-        <w:t>Canvas</w:t>
-      </w:r>
-      <w:proofErr w:type="spellEnd"/>
+        <w:t>Business Model Canvas</w:t>
+      </w:r>
       <w:r>
         <w:rPr>
           <w:lang w:eastAsia="es-CO"/>
@@ -3970,7 +3945,6 @@
         </w:rPr>
         <w:t>Disponibilidad de recursos y </w:t>
       </w:r>
-      <w:proofErr w:type="spellStart"/>
       <w:r>
         <w:rPr>
           <w:rStyle w:val="Extranjerismo"/>
@@ -3980,7 +3954,6 @@
         </w:rPr>
         <w:t>commodities</w:t>
       </w:r>
-      <w:proofErr w:type="spellEnd"/>
       <w:r>
         <w:rPr>
           <w:b/>
@@ -4467,7 +4440,6 @@
         </w:rPr>
         <w:t>Además de identificar las condiciones macroeconómicas, el mercado de capitales, los </w:t>
       </w:r>
-      <w:proofErr w:type="spellStart"/>
       <w:r>
         <w:rPr>
           <w:rStyle w:val="Extranjerismo"/>
@@ -4475,14 +4447,12 @@
         </w:rPr>
         <w:t>commodities</w:t>
       </w:r>
-      <w:proofErr w:type="spellEnd"/>
       <w:r>
         <w:rPr>
           <w:lang w:eastAsia="es-CO"/>
         </w:rPr>
         <w:t> y la infraestructura, es crucial tener en cuenta la interdependencia sistémica de estos elementos. Por ejemplo, un entorno inflacionario puede alterar simultáneamente los precios de los </w:t>
       </w:r>
-      <w:proofErr w:type="spellStart"/>
       <w:r>
         <w:rPr>
           <w:rStyle w:val="Extranjerismo"/>
@@ -4490,7 +4460,6 @@
         </w:rPr>
         <w:t>commodities</w:t>
       </w:r>
-      <w:proofErr w:type="spellEnd"/>
       <w:r>
         <w:rPr>
           <w:lang w:eastAsia="es-CO"/>
@@ -5086,13 +5055,25 @@
         <w:rPr>
           <w:lang w:eastAsia="es-CO"/>
         </w:rPr>
-        <w:t>Se invita al aprendiz a descargar la plantilla.</w:t>
-      </w:r>
-      <w:r>
-        <w:rPr>
-          <w:lang w:eastAsia="es-CO"/>
-        </w:rPr>
-        <w:t xml:space="preserve"> </w:t>
+        <w:t>Se invita al aprendiz a descargar la plantilla</w:t>
+      </w:r>
+      <w:r>
+        <w:rPr>
+          <w:lang w:eastAsia="es-CO"/>
+        </w:rPr>
+        <w:t xml:space="preserve">, </w:t>
+      </w:r>
+      <w:r>
+        <w:rPr>
+          <w:lang w:eastAsia="es-CO"/>
+        </w:rPr>
+        <w:t xml:space="preserve">el </w:t>
+      </w:r>
+      <w:r>
+        <w:rPr>
+          <w:lang w:eastAsia="es-CO"/>
+        </w:rPr>
+        <w:t>documento ubicado en la carpeta de anexos.</w:t>
       </w:r>
     </w:p>
     <w:p>
@@ -8809,31 +8790,7 @@
           <w:lang w:eastAsia="es-CO"/>
           <w14:ligatures w14:val="none"/>
         </w:rPr>
-        <w:t xml:space="preserve">Corma, F. (2018). El </w:t>
-      </w:r>
-      <w:proofErr w:type="spellStart"/>
-      <w:r>
-        <w:rPr>
-          <w:rFonts w:eastAsia="Times New Roman" w:cstheme="minorHAnsi"/>
-          <w:kern w:val="0"/>
-          <w:szCs w:val="28"/>
-          <w:bdr w:val="none" w:sz="0" w:space="0" w:color="auto" w:frame="1"/>
-          <w:lang w:eastAsia="es-CO"/>
-          <w14:ligatures w14:val="none"/>
-        </w:rPr>
-        <w:t>canvas</w:t>
-      </w:r>
-      <w:proofErr w:type="spellEnd"/>
-      <w:r>
-        <w:rPr>
-          <w:rFonts w:eastAsia="Times New Roman" w:cstheme="minorHAnsi"/>
-          <w:kern w:val="0"/>
-          <w:szCs w:val="28"/>
-          <w:bdr w:val="none" w:sz="0" w:space="0" w:color="auto" w:frame="1"/>
-          <w:lang w:eastAsia="es-CO"/>
-          <w14:ligatures w14:val="none"/>
-        </w:rPr>
-        <w:t xml:space="preserve"> de la innovación. Ediciones Díaz de Santos.</w:t>
+        <w:t>Corma, F. (2018). El canvas de la innovación. Ediciones Díaz de Santos.</w:t>
       </w:r>
     </w:p>
     <w:p>
@@ -9083,13 +9040,8 @@
             <w:pPr>
               <w:pStyle w:val="TextoTablas"/>
             </w:pPr>
-            <w:proofErr w:type="spellStart"/>
-            <w:r>
-              <w:t>Milady</w:t>
-            </w:r>
-            <w:proofErr w:type="spellEnd"/>
-            <w:r>
-              <w:t xml:space="preserve"> Tatiana Villamil Castellanos</w:t>
+            <w:r>
+              <w:t>Milady Tatiana Villamil Castellanos</w:t>
             </w:r>
           </w:p>
         </w:tc>
@@ -9266,21 +9218,8 @@
             <w:pPr>
               <w:pStyle w:val="TextoTablas"/>
             </w:pPr>
-            <w:proofErr w:type="spellStart"/>
-            <w:r>
-              <w:t>Yazmin</w:t>
-            </w:r>
-            <w:proofErr w:type="spellEnd"/>
-            <w:r>
-              <w:t xml:space="preserve"> </w:t>
-            </w:r>
-            <w:proofErr w:type="spellStart"/>
-            <w:r>
-              <w:t>Rocio</w:t>
-            </w:r>
-            <w:proofErr w:type="spellEnd"/>
-            <w:r>
-              <w:t xml:space="preserve"> Figueroa Pacheco</w:t>
+            <w:r>
+              <w:t>Yazmin Rocio Figueroa Pacheco</w:t>
             </w:r>
           </w:p>
         </w:tc>
@@ -9323,13 +9262,8 @@
             <w:pPr>
               <w:pStyle w:val="TextoTablas"/>
             </w:pPr>
-            <w:proofErr w:type="spellStart"/>
-            <w:r>
-              <w:t>Lucenith</w:t>
-            </w:r>
-            <w:proofErr w:type="spellEnd"/>
-            <w:r>
-              <w:t xml:space="preserve"> Pinilla Moreno</w:t>
+            <w:r>
+              <w:t>Lucenith Pinilla Moreno</w:t>
             </w:r>
           </w:p>
         </w:tc>
@@ -9379,13 +9313,8 @@
             <w:pPr>
               <w:pStyle w:val="TextoTablas"/>
             </w:pPr>
-            <w:proofErr w:type="spellStart"/>
-            <w:r>
-              <w:t>Maria</w:t>
-            </w:r>
-            <w:proofErr w:type="spellEnd"/>
-            <w:r>
-              <w:t xml:space="preserve"> Alejandra Vera Briceño</w:t>
+            <w:r>
+              <w:t>Maria Alejandra Vera Briceño</w:t>
             </w:r>
           </w:p>
         </w:tc>
@@ -16440,10 +16369,6 @@
 </file>
 
 <file path=customXml/item1.xml><?xml version="1.0" encoding="utf-8"?>
-<b:Sources xmlns:b="http://schemas.openxmlformats.org/officeDocument/2006/bibliography" xmlns="http://schemas.openxmlformats.org/officeDocument/2006/bibliography" SelectedStyle="\APASixthEditionOfficeOnline.xsl" StyleName="APA" Version="6"/>
-</file>
-
-<file path=customXml/item2.xml><?xml version="1.0" encoding="utf-8"?>
 <p:properties xmlns:p="http://schemas.microsoft.com/office/2006/metadata/properties" xmlns:xsi="http://www.w3.org/2001/XMLSchema-instance" xmlns:pc="http://schemas.microsoft.com/office/infopath/2007/PartnerControls">
   <documentManagement>
     <TaxCatchAll xmlns="285d351f-f218-493a-825f-85a9dfbde315" xsi:nil="true"/>
@@ -16454,7 +16379,20 @@
 </p:properties>
 </file>
 
+<file path=customXml/item2.xml><?xml version="1.0" encoding="utf-8"?>
+<b:Sources xmlns:b="http://schemas.openxmlformats.org/officeDocument/2006/bibliography" xmlns="http://schemas.openxmlformats.org/officeDocument/2006/bibliography" SelectedStyle="\APASixthEditionOfficeOnline.xsl" StyleName="APA" Version="6"/>
+</file>
+
 <file path=customXml/item3.xml><?xml version="1.0" encoding="utf-8"?>
+<?mso-contentType ?>
+<FormTemplates xmlns="http://schemas.microsoft.com/sharepoint/v3/contenttype/forms">
+  <Display>DocumentLibraryForm</Display>
+  <Edit>DocumentLibraryForm</Edit>
+  <New>DocumentLibraryForm</New>
+</FormTemplates>
+</file>
+
+<file path=customXml/item4.xml><?xml version="1.0" encoding="utf-8"?>
 <ct:contentTypeSchema xmlns:ct="http://schemas.microsoft.com/office/2006/metadata/contentType" xmlns:ma="http://schemas.microsoft.com/office/2006/metadata/properties/metaAttributes" ct:_="" ma:_="" ma:contentTypeName="Documento" ma:contentTypeID="0x0101005D7421CBAB376F47AC1876466873BE0C" ma:contentTypeVersion="11" ma:contentTypeDescription="Crear nuevo documento." ma:contentTypeScope="" ma:versionID="3a1bba6d8728ce939bf9f95dae234b40">
   <xsd:schema xmlns:xsd="http://www.w3.org/2001/XMLSchema" xmlns:xs="http://www.w3.org/2001/XMLSchema" xmlns:p="http://schemas.microsoft.com/office/2006/metadata/properties" xmlns:ns2="55abea07-cd72-4a95-add0-1082a24cf9e9" xmlns:ns3="285d351f-f218-493a-825f-85a9dfbde315" targetNamespace="http://schemas.microsoft.com/office/2006/metadata/properties" ma:root="true" ma:fieldsID="a4f96e62c8f781ccc064189483c2e669" ns2:_="" ns3:_="">
     <xsd:import namespace="55abea07-cd72-4a95-add0-1082a24cf9e9"/>
@@ -16649,24 +16587,7 @@
 </ct:contentTypeSchema>
 </file>
 
-<file path=customXml/item4.xml><?xml version="1.0" encoding="utf-8"?>
-<?mso-contentType ?>
-<FormTemplates xmlns="http://schemas.microsoft.com/sharepoint/v3/contenttype/forms">
-  <Display>DocumentLibraryForm</Display>
-  <Edit>DocumentLibraryForm</Edit>
-  <New>DocumentLibraryForm</New>
-</FormTemplates>
-</file>
-
 <file path=customXml/itemProps1.xml><?xml version="1.0" encoding="utf-8"?>
-<ds:datastoreItem xmlns:ds="http://schemas.openxmlformats.org/officeDocument/2006/customXml" ds:itemID="{A9F2CEBA-C824-4C86-81A8-E32CBD0EB92D}">
-  <ds:schemaRefs>
-    <ds:schemaRef ds:uri="http://schemas.openxmlformats.org/officeDocument/2006/bibliography"/>
-  </ds:schemaRefs>
-</ds:datastoreItem>
-</file>
-
-<file path=customXml/itemProps2.xml><?xml version="1.0" encoding="utf-8"?>
 <ds:datastoreItem xmlns:ds="http://schemas.openxmlformats.org/officeDocument/2006/customXml" ds:itemID="{26259216-AD86-464A-AEAD-95B1F9E17392}">
   <ds:schemaRefs>
     <ds:schemaRef ds:uri="http://schemas.microsoft.com/office/2006/metadata/properties"/>
@@ -16677,14 +16598,22 @@
 </ds:datastoreItem>
 </file>
 
-<file path=customXml/itemProps3.xml><?xml version="1.0" encoding="utf-8"?>
-<ds:datastoreItem xmlns:ds="http://schemas.openxmlformats.org/officeDocument/2006/customXml" ds:itemID="{08AD5D0E-F3A2-488C-8616-3F177403977C}"/>
+<file path=customXml/itemProps2.xml><?xml version="1.0" encoding="utf-8"?>
+<ds:datastoreItem xmlns:ds="http://schemas.openxmlformats.org/officeDocument/2006/customXml" ds:itemID="{A9F2CEBA-C824-4C86-81A8-E32CBD0EB92D}">
+  <ds:schemaRefs>
+    <ds:schemaRef ds:uri="http://schemas.openxmlformats.org/officeDocument/2006/bibliography"/>
+  </ds:schemaRefs>
+</ds:datastoreItem>
 </file>
 
-<file path=customXml/itemProps4.xml><?xml version="1.0" encoding="utf-8"?>
+<file path=customXml/itemProps3.xml><?xml version="1.0" encoding="utf-8"?>
 <ds:datastoreItem xmlns:ds="http://schemas.openxmlformats.org/officeDocument/2006/customXml" ds:itemID="{D00A4A46-BDBD-48AC-87B9-2BA42D9CC06F}">
   <ds:schemaRefs>
     <ds:schemaRef ds:uri="http://schemas.microsoft.com/sharepoint/v3/contenttype/forms"/>
   </ds:schemaRefs>
 </ds:datastoreItem>
+</file>
+
+<file path=customXml/itemProps4.xml><?xml version="1.0" encoding="utf-8"?>
+<ds:datastoreItem xmlns:ds="http://schemas.openxmlformats.org/officeDocument/2006/customXml" ds:itemID="{0119EDDE-601C-4ECE-804F-1704F65806CC}"/>
 </file>